--- a/literature-review/Can_Authenticity_Be_Strategic_v8.docx
+++ b/literature-review/Can_Authenticity_Be_Strategic_v8.docx
@@ -1209,7 +1209,7 @@
         <w:rPr>
           <w:rFonts w:ascii="Times New Roman" w:hAnsi="Times New Roman" w:cs="Times New Roman"/>
         </w:rPr>
-        <w:t xml:space="preserve">Eldor, L. (2025). The relationship between organizational authenticity perceptions and employees' work performance: Evidence from a field experiment. </w:t>
+        <w:t xml:space="preserve">Eldor, L. (2026). The relationship between organizational authenticity perceptions and employees' work performance: Evidence from a field experiment. </w:t>
       </w:r>
       <w:r>
         <w:rPr>
